--- a/IngSoftware/propuesta/Vision/MissTortas-Vision.docx
+++ b/IngSoftware/propuesta/Vision/MissTortas-Vision.docx
@@ -6902,11 +6902,10 @@
           <w:noProof/>
           <w:color w:val="000000"/>
         </w:rPr>
-        <w:lastRenderedPageBreak/>
         <w:drawing>
-          <wp:inline distT="0" distB="0" distL="0" distR="0" wp14:anchorId="3C778152" wp14:editId="3604F727">
-            <wp:extent cx="4181475" cy="5083734"/>
-            <wp:effectExtent l="0" t="0" r="0" b="3175"/>
+          <wp:inline distT="0" distB="0" distL="0" distR="0" wp14:anchorId="3C778152" wp14:editId="33E4F411">
+            <wp:extent cx="3517692" cy="4276725"/>
+            <wp:effectExtent l="0" t="0" r="6985" b="0"/>
             <wp:docPr id="1790440378" name="Picture 3" descr="A diagram of a flowchart&#10;&#10;AI-generated content may be incorrect."/>
             <wp:cNvGraphicFramePr>
               <a:graphicFrameLocks xmlns:a="http://schemas.openxmlformats.org/drawingml/2006/main" noChangeAspect="1"/>
@@ -6933,7 +6932,7 @@
                   <pic:spPr>
                     <a:xfrm>
                       <a:off x="0" y="0"/>
-                      <a:ext cx="4188857" cy="5092709"/>
+                      <a:ext cx="3535848" cy="4298799"/>
                     </a:xfrm>
                     <a:prstGeom prst="rect">
                       <a:avLst/>
@@ -6960,6 +6959,7 @@
         <w:rPr>
           <w:color w:val="000000"/>
         </w:rPr>
+        <w:lastRenderedPageBreak/>
         <w:t>El Cliente visualiza lo disponible en el catálogo, sea de manera virtual (con un archivo PDF) o de manera física (</w:t>
       </w:r>
       <w:r>
@@ -7160,7 +7160,6 @@
         <w:rPr>
           <w:color w:val="000000"/>
         </w:rPr>
-        <w:lastRenderedPageBreak/>
         <w:t xml:space="preserve">Si el pedido se desea pagar fuera del local, el cliente deberá enviar el comprobante de pago mediante el canal de comunicación. Aquellos pedidos que sean enviados mediante </w:t>
       </w:r>
       <w:proofErr w:type="spellStart"/>
@@ -7292,6 +7291,7 @@
         <w:rPr>
           <w:color w:val="000000"/>
         </w:rPr>
+        <w:lastRenderedPageBreak/>
         <w:t>El pedido será empaquetado en cajas conformes al pedido, con el Logo estampado y la comanda original que fue emitida al haberlo realizado.</w:t>
       </w:r>
     </w:p>
@@ -7402,7 +7402,6 @@
           <w:color w:val="000000"/>
           <w:lang w:val="es-MX"/>
         </w:rPr>
-        <w:lastRenderedPageBreak/>
         <w:t xml:space="preserve">La </w:t>
       </w:r>
       <w:proofErr w:type="spellStart"/>
@@ -7440,14 +7439,12 @@
         </w:rPr>
         <w:t xml:space="preserve"> impreso durante la toma del pedido, que posteriormente deberán traer para representar que el pedido fue entregado </w:t>
       </w:r>
-      <w:proofErr w:type="spellStart"/>
-      <w:r>
-        <w:rPr>
-          <w:color w:val="000000"/>
-        </w:rPr>
-        <w:t>exitósamente</w:t>
-      </w:r>
-      <w:proofErr w:type="spellEnd"/>
+      <w:r>
+        <w:rPr>
+          <w:color w:val="000000"/>
+        </w:rPr>
+        <w:t>exitosamente</w:t>
+      </w:r>
       <w:r>
         <w:rPr>
           <w:color w:val="000000"/>
@@ -7494,23 +7491,10 @@
         <w:tabs>
           <w:tab w:val="left" w:pos="851"/>
         </w:tabs>
-        <w:rPr>
-          <w:color w:val="000000"/>
-        </w:rPr>
-      </w:pPr>
-    </w:p>
-    <w:p>
-      <w:pPr>
-        <w:tabs>
-          <w:tab w:val="left" w:pos="851"/>
-        </w:tabs>
-      </w:pPr>
-    </w:p>
-    <w:p>
-      <w:pPr>
-        <w:tabs>
-          <w:tab w:val="left" w:pos="851"/>
-        </w:tabs>
+        <w:ind w:left="360"/>
+        <w:rPr>
+          <w:color w:val="000000"/>
+        </w:rPr>
       </w:pPr>
     </w:p>
     <w:p>
@@ -7552,6 +7536,7 @@
           <w:sz w:val="16"/>
           <w:szCs w:val="16"/>
         </w:rPr>
+        <w:lastRenderedPageBreak/>
         <w:drawing>
           <wp:inline distT="0" distB="0" distL="0" distR="0" wp14:anchorId="330A87AE" wp14:editId="3603E518">
             <wp:extent cx="3876141" cy="3558570"/>
@@ -7696,28 +7681,6 @@
         </w:rPr>
       </w:pPr>
     </w:p>
-    <w:p/>
-    <w:p/>
-    <w:p/>
-    <w:p/>
-    <w:p/>
-    <w:p/>
-    <w:p/>
-    <w:p/>
-    <w:p/>
-    <w:p/>
-    <w:p/>
-    <w:p/>
-    <w:p/>
-    <w:p/>
-    <w:p/>
-    <w:p/>
-    <w:p/>
-    <w:p/>
-    <w:p/>
-    <w:p/>
-    <w:p/>
-    <w:p/>
     <w:p/>
     <w:p>
       <w:pPr>
@@ -10711,6 +10674,7 @@
     </w:p>
     <w:p>
       <w:pPr>
+        <w:ind w:left="360"/>
         <w:rPr>
           <w:color w:val="706E0C"/>
         </w:rPr>
@@ -10729,7 +10693,7 @@
           <w:numId w:val="9"/>
         </w:numPr>
         <w:spacing w:before="120"/>
-        <w:ind w:left="720"/>
+        <w:ind w:left="1080"/>
         <w:rPr>
           <w:color w:val="000000"/>
         </w:rPr>
@@ -10774,7 +10738,7 @@
           <w:numId w:val="9"/>
         </w:numPr>
         <w:spacing w:before="120"/>
-        <w:ind w:left="720"/>
+        <w:ind w:left="1080"/>
         <w:rPr>
           <w:color w:val="000000"/>
         </w:rPr>
@@ -10793,7 +10757,7 @@
           <w:numId w:val="9"/>
         </w:numPr>
         <w:spacing w:before="120"/>
-        <w:ind w:left="720"/>
+        <w:ind w:left="1080"/>
         <w:rPr>
           <w:color w:val="000000"/>
         </w:rPr>
@@ -10812,7 +10776,7 @@
           <w:numId w:val="9"/>
         </w:numPr>
         <w:spacing w:before="120"/>
-        <w:ind w:left="720"/>
+        <w:ind w:left="1080"/>
         <w:rPr>
           <w:color w:val="000000"/>
         </w:rPr>
@@ -10827,15 +10791,15 @@
     <w:p>
       <w:pPr>
         <w:spacing w:before="120"/>
-        <w:ind w:left="720" w:hanging="360"/>
-        <w:rPr>
-          <w:color w:val="000000"/>
-        </w:rPr>
-      </w:pPr>
-    </w:p>
-    <w:p>
-      <w:pPr>
-        <w:ind w:left="720" w:hanging="720"/>
+        <w:ind w:left="1080" w:hanging="360"/>
+        <w:rPr>
+          <w:color w:val="000000"/>
+        </w:rPr>
+      </w:pPr>
+    </w:p>
+    <w:p>
+      <w:pPr>
+        <w:ind w:left="1080" w:hanging="720"/>
         <w:rPr>
           <w:color w:val="000000"/>
         </w:rPr>
@@ -11283,6 +11247,7 @@
     </w:p>
     <w:p>
       <w:pPr>
+        <w:ind w:left="720"/>
         <w:rPr>
           <w:color w:val="706E0C"/>
         </w:rPr>
@@ -11298,6 +11263,7 @@
     </w:p>
     <w:p>
       <w:pPr>
+        <w:ind w:left="720"/>
         <w:rPr>
           <w:color w:val="000000"/>
         </w:rPr>
@@ -11315,6 +11281,7 @@
           <w:ilvl w:val="0"/>
           <w:numId w:val="31"/>
         </w:numPr>
+        <w:ind w:left="1440"/>
         <w:rPr>
           <w:color w:val="000000"/>
         </w:rPr>
@@ -11332,6 +11299,7 @@
           <w:ilvl w:val="0"/>
           <w:numId w:val="31"/>
         </w:numPr>
+        <w:ind w:left="1440"/>
         <w:rPr>
           <w:color w:val="000000"/>
         </w:rPr>
@@ -11349,6 +11317,7 @@
           <w:ilvl w:val="0"/>
           <w:numId w:val="31"/>
         </w:numPr>
+        <w:ind w:left="1440"/>
         <w:rPr>
           <w:color w:val="000000"/>
         </w:rPr>
@@ -11366,6 +11335,7 @@
           <w:ilvl w:val="1"/>
           <w:numId w:val="31"/>
         </w:numPr>
+        <w:ind w:left="1800"/>
         <w:rPr>
           <w:color w:val="000000"/>
         </w:rPr>
@@ -11397,6 +11367,7 @@
           <w:ilvl w:val="1"/>
           <w:numId w:val="31"/>
         </w:numPr>
+        <w:ind w:left="1800"/>
         <w:rPr>
           <w:color w:val="000000"/>
           <w:lang w:val="en-US"/>
@@ -11448,6 +11419,7 @@
           <w:ilvl w:val="1"/>
           <w:numId w:val="31"/>
         </w:numPr>
+        <w:ind w:left="1800"/>
         <w:rPr>
           <w:color w:val="000000"/>
         </w:rPr>
@@ -11479,6 +11451,7 @@
           <w:ilvl w:val="1"/>
           <w:numId w:val="31"/>
         </w:numPr>
+        <w:ind w:left="1800"/>
         <w:rPr>
           <w:color w:val="000000"/>
         </w:rPr>
@@ -11496,6 +11469,7 @@
           <w:ilvl w:val="1"/>
           <w:numId w:val="31"/>
         </w:numPr>
+        <w:ind w:left="1800"/>
         <w:rPr>
           <w:color w:val="000000"/>
         </w:rPr>
@@ -11527,6 +11501,7 @@
           <w:ilvl w:val="0"/>
           <w:numId w:val="31"/>
         </w:numPr>
+        <w:ind w:left="1440"/>
         <w:rPr>
           <w:color w:val="000000"/>
         </w:rPr>
@@ -11544,6 +11519,7 @@
           <w:ilvl w:val="1"/>
           <w:numId w:val="31"/>
         </w:numPr>
+        <w:ind w:left="1800"/>
         <w:rPr>
           <w:color w:val="000000"/>
         </w:rPr>
@@ -11561,6 +11537,7 @@
           <w:ilvl w:val="1"/>
           <w:numId w:val="31"/>
         </w:numPr>
+        <w:ind w:left="1800"/>
         <w:rPr>
           <w:color w:val="000000"/>
         </w:rPr>
@@ -11578,6 +11555,7 @@
           <w:ilvl w:val="1"/>
           <w:numId w:val="31"/>
         </w:numPr>
+        <w:ind w:left="1800"/>
         <w:rPr>
           <w:color w:val="000000"/>
         </w:rPr>
@@ -11595,6 +11573,7 @@
           <w:ilvl w:val="1"/>
           <w:numId w:val="31"/>
         </w:numPr>
+        <w:ind w:left="1800"/>
         <w:rPr>
           <w:color w:val="000000"/>
         </w:rPr>
@@ -11608,6 +11587,7 @@
     </w:p>
     <w:p>
       <w:pPr>
+        <w:ind w:left="720"/>
         <w:rPr>
           <w:color w:val="000000"/>
         </w:rPr>
@@ -11639,6 +11619,7 @@
           <w:ilvl w:val="0"/>
           <w:numId w:val="31"/>
         </w:numPr>
+        <w:ind w:left="1440"/>
         <w:rPr>
           <w:color w:val="000000"/>
         </w:rPr>
@@ -11667,6 +11648,7 @@
     <w:p/>
     <w:p>
       <w:pPr>
+        <w:ind w:left="720"/>
         <w:rPr>
           <w:color w:val="706E0C"/>
         </w:rPr>
@@ -11682,6 +11664,7 @@
     </w:p>
     <w:p>
       <w:pPr>
+        <w:ind w:left="720"/>
         <w:rPr>
           <w:color w:val="000000"/>
         </w:rPr>
@@ -11755,6 +11738,7 @@
           <w:ilvl w:val="0"/>
           <w:numId w:val="31"/>
         </w:numPr>
+        <w:ind w:left="1440"/>
         <w:rPr>
           <w:color w:val="000000"/>
         </w:rPr>
@@ -11787,6 +11771,7 @@
           <w:ilvl w:val="1"/>
           <w:numId w:val="31"/>
         </w:numPr>
+        <w:ind w:left="1800"/>
         <w:rPr>
           <w:color w:val="000000"/>
         </w:rPr>
@@ -11804,6 +11789,7 @@
           <w:ilvl w:val="1"/>
           <w:numId w:val="31"/>
         </w:numPr>
+        <w:ind w:left="1800"/>
         <w:rPr>
           <w:color w:val="000000"/>
         </w:rPr>
@@ -11821,6 +11807,7 @@
           <w:ilvl w:val="1"/>
           <w:numId w:val="31"/>
         </w:numPr>
+        <w:ind w:left="1800"/>
         <w:rPr>
           <w:color w:val="000000"/>
         </w:rPr>
@@ -11838,6 +11825,7 @@
           <w:ilvl w:val="1"/>
           <w:numId w:val="31"/>
         </w:numPr>
+        <w:ind w:left="1800"/>
         <w:rPr>
           <w:color w:val="000000"/>
         </w:rPr>
@@ -11851,6 +11839,7 @@
     </w:p>
     <w:p>
       <w:pPr>
+        <w:ind w:left="720"/>
         <w:rPr>
           <w:color w:val="000000"/>
         </w:rPr>
@@ -11878,6 +11867,7 @@
     </w:p>
     <w:p>
       <w:pPr>
+        <w:ind w:left="720"/>
         <w:rPr>
           <w:color w:val="000000"/>
         </w:rPr>
@@ -18006,7 +17996,7 @@
                 <w:sz w:val="18"/>
                 <w:szCs w:val="18"/>
               </w:rPr>
-              <w:t>ABM Categoría de Inventario</w:t>
+              <w:t xml:space="preserve">ABM Categoría </w:t>
             </w:r>
           </w:p>
         </w:tc>
@@ -19204,7 +19194,7 @@
                 <w:sz w:val="18"/>
                 <w:szCs w:val="18"/>
               </w:rPr>
-              <w:t>ABM Categoría de Venta</w:t>
+              <w:t>ABM Producto de Venta</w:t>
             </w:r>
           </w:p>
         </w:tc>
@@ -19278,7 +19268,7 @@
                 <w:sz w:val="18"/>
                 <w:szCs w:val="18"/>
               </w:rPr>
-              <w:t>ABM Producto de Venta</w:t>
+              <w:t>Visualizar Catálogo</w:t>
             </w:r>
           </w:p>
         </w:tc>
@@ -19309,7 +19299,7 @@
       </w:tr>
       <w:tr>
         <w:trPr>
-          <w:trHeight w:val="351"/>
+          <w:trHeight w:val="376"/>
         </w:trPr>
         <w:tc>
           <w:tcPr>
@@ -19351,7 +19341,7 @@
                 <w:sz w:val="18"/>
                 <w:szCs w:val="18"/>
               </w:rPr>
-              <w:t>Visualizar Catálogo</w:t>
+              <w:t>Visualizar Pedido</w:t>
             </w:r>
           </w:p>
         </w:tc>
@@ -19412,6 +19402,9 @@
           <w:p>
             <w:pPr>
               <w:widowControl w:val="0"/>
+              <w:tabs>
+                <w:tab w:val="left" w:pos="1680"/>
+              </w:tabs>
               <w:cnfStyle w:val="000000100000" w:firstRow="0" w:lastRow="0" w:firstColumn="0" w:lastColumn="0" w:oddVBand="0" w:evenVBand="0" w:oddHBand="1" w:evenHBand="0" w:firstRowFirstColumn="0" w:firstRowLastColumn="0" w:lastRowFirstColumn="0" w:lastRowLastColumn="0"/>
               <w:rPr>
                 <w:color w:val="000000"/>
@@ -19425,7 +19418,7 @@
                 <w:sz w:val="18"/>
                 <w:szCs w:val="18"/>
               </w:rPr>
-              <w:t>Visualizar Pedido</w:t>
+              <w:t>ABM Dirección</w:t>
             </w:r>
           </w:p>
         </w:tc>
@@ -19501,7 +19494,23 @@
                 <w:sz w:val="18"/>
                 <w:szCs w:val="18"/>
               </w:rPr>
-              <w:t>ABM Dirección</w:t>
+              <w:t>Pag</w:t>
+            </w:r>
+            <w:r>
+              <w:rPr>
+                <w:color w:val="000000"/>
+                <w:sz w:val="18"/>
+                <w:szCs w:val="18"/>
+              </w:rPr>
+              <w:t>ar</w:t>
+            </w:r>
+            <w:r>
+              <w:rPr>
+                <w:color w:val="000000"/>
+                <w:sz w:val="18"/>
+                <w:szCs w:val="18"/>
+              </w:rPr>
+              <w:t xml:space="preserve"> Pedido</w:t>
             </w:r>
           </w:p>
         </w:tc>
@@ -19513,99 +19522,6 @@
             <w:pPr>
               <w:pStyle w:val="TableContents"/>
               <w:cnfStyle w:val="000000000000" w:firstRow="0" w:lastRow="0" w:firstColumn="0" w:lastColumn="0" w:oddVBand="0" w:evenVBand="0" w:oddHBand="0" w:evenHBand="0" w:firstRowFirstColumn="0" w:firstRowLastColumn="0" w:lastRowFirstColumn="0" w:lastRowLastColumn="0"/>
-              <w:rPr>
-                <w:color w:val="000000"/>
-                <w:sz w:val="18"/>
-                <w:szCs w:val="18"/>
-              </w:rPr>
-            </w:pPr>
-            <w:r>
-              <w:rPr>
-                <w:color w:val="000000"/>
-                <w:sz w:val="18"/>
-                <w:szCs w:val="18"/>
-              </w:rPr>
-              <w:t>Alta</w:t>
-            </w:r>
-          </w:p>
-        </w:tc>
-      </w:tr>
-      <w:tr>
-        <w:trPr>
-          <w:cnfStyle w:val="000000100000" w:firstRow="0" w:lastRow="0" w:firstColumn="0" w:lastColumn="0" w:oddVBand="0" w:evenVBand="0" w:oddHBand="1" w:evenHBand="0" w:firstRowFirstColumn="0" w:firstRowLastColumn="0" w:lastRowFirstColumn="0" w:lastRowLastColumn="0"/>
-          <w:trHeight w:val="376"/>
-        </w:trPr>
-        <w:tc>
-          <w:tcPr>
-            <w:cnfStyle w:val="001000000000" w:firstRow="0" w:lastRow="0" w:firstColumn="1" w:lastColumn="0" w:oddVBand="0" w:evenVBand="0" w:oddHBand="0" w:evenHBand="0" w:firstRowFirstColumn="0" w:firstRowLastColumn="0" w:lastRowFirstColumn="0" w:lastRowLastColumn="0"/>
-            <w:tcW w:w="682" w:type="dxa"/>
-          </w:tcPr>
-          <w:p>
-            <w:pPr>
-              <w:pStyle w:val="TableContents"/>
-              <w:numPr>
-                <w:ilvl w:val="0"/>
-                <w:numId w:val="36"/>
-              </w:numPr>
-              <w:rPr>
-                <w:color w:val="000000"/>
-                <w:sz w:val="18"/>
-                <w:szCs w:val="18"/>
-              </w:rPr>
-            </w:pPr>
-          </w:p>
-        </w:tc>
-        <w:tc>
-          <w:tcPr>
-            <w:tcW w:w="5936" w:type="dxa"/>
-          </w:tcPr>
-          <w:p>
-            <w:pPr>
-              <w:widowControl w:val="0"/>
-              <w:tabs>
-                <w:tab w:val="left" w:pos="1680"/>
-              </w:tabs>
-              <w:cnfStyle w:val="000000100000" w:firstRow="0" w:lastRow="0" w:firstColumn="0" w:lastColumn="0" w:oddVBand="0" w:evenVBand="0" w:oddHBand="1" w:evenHBand="0" w:firstRowFirstColumn="0" w:firstRowLastColumn="0" w:lastRowFirstColumn="0" w:lastRowLastColumn="0"/>
-              <w:rPr>
-                <w:color w:val="000000"/>
-                <w:sz w:val="18"/>
-                <w:szCs w:val="18"/>
-              </w:rPr>
-            </w:pPr>
-            <w:r>
-              <w:rPr>
-                <w:color w:val="000000"/>
-                <w:sz w:val="18"/>
-                <w:szCs w:val="18"/>
-              </w:rPr>
-              <w:t>Pag</w:t>
-            </w:r>
-            <w:r>
-              <w:rPr>
-                <w:color w:val="000000"/>
-                <w:sz w:val="18"/>
-                <w:szCs w:val="18"/>
-              </w:rPr>
-              <w:t>ar</w:t>
-            </w:r>
-            <w:r>
-              <w:rPr>
-                <w:color w:val="000000"/>
-                <w:sz w:val="18"/>
-                <w:szCs w:val="18"/>
-              </w:rPr>
-              <w:t xml:space="preserve"> Pedido</w:t>
-            </w:r>
-          </w:p>
-        </w:tc>
-        <w:tc>
-          <w:tcPr>
-            <w:tcW w:w="3309" w:type="dxa"/>
-          </w:tcPr>
-          <w:p>
-            <w:pPr>
-              <w:pStyle w:val="TableContents"/>
-              <w:cnfStyle w:val="000000100000" w:firstRow="0" w:lastRow="0" w:firstColumn="0" w:lastColumn="0" w:oddVBand="0" w:evenVBand="0" w:oddHBand="1" w:evenHBand="0" w:firstRowFirstColumn="0" w:firstRowLastColumn="0" w:lastRowFirstColumn="0" w:lastRowLastColumn="0"/>
               <w:rPr>
                 <w:color w:val="000000"/>
                 <w:sz w:val="18"/>

--- a/IngSoftware/propuesta/Vision/MissTortas-Vision.docx
+++ b/IngSoftware/propuesta/Vision/MissTortas-Vision.docx
@@ -2,7 +2,11 @@
 <file path=word/document.xml><?xml version="1.0" encoding="utf-8"?>
 <w:document xmlns:wpc="http://schemas.microsoft.com/office/word/2010/wordprocessingCanvas" xmlns:cx="http://schemas.microsoft.com/office/drawing/2014/chartex" xmlns:cx1="http://schemas.microsoft.com/office/drawing/2015/9/8/chartex" xmlns:cx2="http://schemas.microsoft.com/office/drawing/2015/10/21/chartex" xmlns:cx3="http://schemas.microsoft.com/office/drawing/2016/5/9/chartex" xmlns:cx4="http://schemas.microsoft.com/office/drawing/2016/5/10/chartex" xmlns:cx5="http://schemas.microsoft.com/office/drawing/2016/5/11/chartex" xmlns:cx6="http://schemas.microsoft.com/office/drawing/2016/5/12/chartex" xmlns:cx7="http://schemas.microsoft.com/office/drawing/2016/5/13/chartex" xmlns:cx8="http://schemas.microsoft.com/office/drawing/2016/5/14/chartex" xmlns:mc="http://schemas.openxmlformats.org/markup-compatibility/2006" xmlns:aink="http://schemas.microsoft.com/office/drawing/2016/ink" xmlns:am3d="http://schemas.microsoft.com/office/drawing/2017/model3d" xmlns:o="urn:schemas-microsoft-com:office:office" xmlns:oel="http://schemas.microsoft.com/office/2019/extlst" xmlns:r="http://schemas.openxmlformats.org/officeDocument/2006/relationships" xmlns:m="http://schemas.openxmlformats.org/officeDocument/2006/math" xmlns:v="urn:schemas-microsoft-com:vml" xmlns:wp14="http://schemas.microsoft.com/office/word/2010/wordprocessingDrawing" xmlns:wp="http://schemas.openxmlformats.org/drawingml/2006/wordprocessingDrawing" xmlns:w10="urn:schemas-microsoft-com:office:word" xmlns:w="http://schemas.openxmlformats.org/wordprocessingml/2006/main" xmlns:w14="http://schemas.microsoft.com/office/word/2010/wordml" xmlns:w15="http://schemas.microsoft.com/office/word/2012/wordml" xmlns:w16cex="http://schemas.microsoft.com/office/word/2018/wordml/cex" xmlns:w16cid="http://schemas.microsoft.com/office/word/2016/wordml/cid" xmlns:w16="http://schemas.microsoft.com/office/word/2018/wordml" xmlns:w16du="http://schemas.microsoft.com/office/word/2023/wordml/word16du" xmlns:w16sdtdh="http://schemas.microsoft.com/office/word/2020/wordml/sdtdatahash" xmlns:w16sdtfl="http://schemas.microsoft.com/office/word/2024/wordml/sdtformatlock" xmlns:w16se="http://schemas.microsoft.com/office/word/2015/wordml/symex" xmlns:wpg="http://schemas.microsoft.com/office/word/2010/wordprocessingGroup" xmlns:wpi="http://schemas.microsoft.com/office/word/2010/wordprocessingInk" xmlns:wne="http://schemas.microsoft.com/office/word/2006/wordml" xmlns:wps="http://schemas.microsoft.com/office/word/2010/wordprocessingShape" mc:Ignorable="w14 w15 w16se w16cid w16 w16cex w16sdtdh w16sdtfl w16du wp14">
   <w:body>
-    <w:p/>
+    <w:p>
+      <w:pPr>
+        <w:ind w:left="720" w:hanging="720"/>
+      </w:pPr>
+    </w:p>
     <w:p/>
     <w:p>
       <w:pPr>
@@ -12950,20 +12954,8 @@
                                       <w:sz w:val="18"/>
                                       <w:szCs w:val="18"/>
                                     </w:rPr>
-                                    <w:t xml:space="preserve">Administración de </w:t>
+                                    <w:t>Administración de Cadetería</w:t>
                                   </w:r>
-                                  <w:proofErr w:type="spellStart"/>
-                                  <w:r>
-                                    <w:rPr>
-                                      <w:b w:val="0"/>
-                                      <w:bCs w:val="0"/>
-                                      <w:color w:val="000000"/>
-                                      <w:sz w:val="18"/>
-                                      <w:szCs w:val="18"/>
-                                    </w:rPr>
-                                    <w:t>Cadetería</w:t>
-                                  </w:r>
-                                  <w:proofErr w:type="spellEnd"/>
                                 </w:p>
                               </w:tc>
                               <w:tc>
@@ -13236,7 +13228,6 @@
                                       <w:szCs w:val="18"/>
                                     </w:rPr>
                                   </w:pPr>
-                                  <w:proofErr w:type="spellStart"/>
                                   <w:r>
                                     <w:rPr>
                                       <w:b w:val="0"/>
@@ -13245,18 +13236,7 @@
                                       <w:sz w:val="18"/>
                                       <w:szCs w:val="18"/>
                                     </w:rPr>
-                                    <w:t>Administracion</w:t>
-                                  </w:r>
-                                  <w:proofErr w:type="spellEnd"/>
-                                  <w:r>
-                                    <w:rPr>
-                                      <w:b w:val="0"/>
-                                      <w:bCs w:val="0"/>
-                                      <w:color w:val="000000"/>
-                                      <w:sz w:val="18"/>
-                                      <w:szCs w:val="18"/>
-                                    </w:rPr>
-                                    <w:t xml:space="preserve"> Contabilidad</w:t>
+                                    <w:t>Administracion Contabilidad</w:t>
                                   </w:r>
                                 </w:p>
                               </w:tc>
@@ -13791,20 +13771,8 @@
                                 <w:sz w:val="18"/>
                                 <w:szCs w:val="18"/>
                               </w:rPr>
-                              <w:t xml:space="preserve">Administración de </w:t>
+                              <w:t>Administración de Cadetería</w:t>
                             </w:r>
-                            <w:proofErr w:type="spellStart"/>
-                            <w:r>
-                              <w:rPr>
-                                <w:b w:val="0"/>
-                                <w:bCs w:val="0"/>
-                                <w:color w:val="000000"/>
-                                <w:sz w:val="18"/>
-                                <w:szCs w:val="18"/>
-                              </w:rPr>
-                              <w:t>Cadetería</w:t>
-                            </w:r>
-                            <w:proofErr w:type="spellEnd"/>
                           </w:p>
                         </w:tc>
                         <w:tc>
@@ -14077,7 +14045,6 @@
                                 <w:szCs w:val="18"/>
                               </w:rPr>
                             </w:pPr>
-                            <w:proofErr w:type="spellStart"/>
                             <w:r>
                               <w:rPr>
                                 <w:b w:val="0"/>
@@ -14086,18 +14053,7 @@
                                 <w:sz w:val="18"/>
                                 <w:szCs w:val="18"/>
                               </w:rPr>
-                              <w:t>Administracion</w:t>
-                            </w:r>
-                            <w:proofErr w:type="spellEnd"/>
-                            <w:r>
-                              <w:rPr>
-                                <w:b w:val="0"/>
-                                <w:bCs w:val="0"/>
-                                <w:color w:val="000000"/>
-                                <w:sz w:val="18"/>
-                                <w:szCs w:val="18"/>
-                              </w:rPr>
-                              <w:t xml:space="preserve"> Contabilidad</w:t>
+                              <w:t>Administracion Contabilidad</w:t>
                             </w:r>
                           </w:p>
                         </w:tc>
